--- a/04_문제해결/이니스프리_리브랜딩_문제해결_A-E.docx
+++ b/04_문제해결/이니스프리_리브랜딩_문제해결_A-E.docx
@@ -1109,7 +1109,7 @@
           <w:sz w:val="21"/>
           <w:szCs w:val="21"/>
         </w:rPr>
-        <w:t xml:space="preserve">국내 브랜드 검색지수: 6.920 → 5.266 (2022→2023, -23.9%), 이듬해 -38.6%(5년 중 최대 낙폭)</w:t>
+        <w:t xml:space="preserve">국내 브랜드 검색지수: 6.903 → 5.251 (2022→2023, -23.9%), 이듬해 -38.5%(5년 중 최대 낙폭)</w:t>
       </w:r>
     </w:p>
     <w:p>
@@ -1126,7 +1126,7 @@
           <w:sz w:val="21"/>
           <w:szCs w:val="21"/>
         </w:rPr>
-        <w:t xml:space="preserve">브랜드 검색 대비 '이니스프리 제주' 계열 검색 비중은 2021년 0.79%에서 2025년 1.87%로 계속 상승</w:t>
+        <w:t xml:space="preserve">브랜드 검색 대비 '이니스프리 제주' 단독 검색 비중은 2021년 0.34%에서 2024년 0.53% 정점, 2025년 0.52% 보합 — 브랜드 전체보다 오래 버텼다(비중 유지는 분모(브랜드 검색) 붕괴 효과)</w:t>
       </w:r>
     </w:p>
     <w:p>
@@ -1443,7 +1443,7 @@
                 <w:sz w:val="19"/>
                 <w:szCs w:val="19"/>
               </w:rPr>
-              <w:t xml:space="preserve">어긋남 — 소비자의 제주 연상은 오히려 계속 상승(0.79%→1.87%)</w:t>
+              <w:t xml:space="preserve">어긋남 — 소비자의 제주 연상은 브랜드 전체보다 오래 버팀(0.34%→0.52%, 2024년 0.53% 정점)</w:t>
             </w:r>
           </w:p>
         </w:tc>
@@ -1588,7 +1588,7 @@
           <w:sz w:val="17"/>
           <w:szCs w:val="17"/>
         </w:rPr>
-        <w:t xml:space="preserve">회사는 제주를 뗐지만, 소비자의 제주 연상은 계속 늘었다 — 근거등급 B (네이버 데이터랩)</w:t>
+        <w:t xml:space="preserve">회사는 제주를 뗐지만, 소비자의 제주 연상은 브랜드 전체보다 오래 버텼다 — 근거등급 B (네이버 데이터랩)</w:t>
       </w:r>
     </w:p>
     <w:p>
@@ -1667,7 +1667,7 @@
                 <w:sz w:val="20"/>
                 <w:szCs w:val="20"/>
               </w:rPr>
-              <w:t xml:space="preserve">"제주 헤리티지를 여전히 기억하는 자연주의 소비자에게, 제주 원료 기반 스킨케어인 이니스프리는 '20년간 검증된 자연 원료의 신뢰'를 줍니다. 왜냐하면 제주 화산송이·비자림 원료 사용 이력이 있고 소비자의 제주 연상이 여전히 살아있기 때문이고(연관 검색 비중 1.87%, 브랜드 전체 감소폭보다 완만), 성분 트렌드만 좇는 경쟁 브랜드와 달리 실제 산지 스토리와 데이터를 갖고 있습니다.</w:t>
+              <w:t xml:space="preserve">"제주 헤리티지를 여전히 기억하는 자연주의 소비자에게, 제주 원료 기반 스킨케어인 이니스프리는 '20년간 검증된 자연 원료의 신뢰'를 줍니다. 왜냐하면 제주 화산송이·비자림 원료 사용 이력이 있고 소비자의 제주 연상이 여전히 살아있기 때문이고(연관 검색 비중 0.52%(2025, '이니스프리 제주' 단독), 브랜드 전체 감소폭보다 완만), 성분 트렌드만 좇는 경쟁 브랜드와 달리 실제 산지 스토리와 데이터를 갖고 있습니다.</w:t>
             </w:r>
           </w:p>
         </w:tc>
@@ -1863,7 +1863,7 @@
                 <w:sz w:val="19"/>
                 <w:szCs w:val="19"/>
               </w:rPr>
-              <w:t xml:space="preserve">제주 연관 검색 비중 1.87%(2025) — 브랜드 전체(-53.3%)보다 완만한 감소(-38.2%)로 가장 오래 버틴 연상</w:t>
+              <w:t xml:space="preserve">제주 연관 검색 비중 0.52%(2025, '이니스프리 제주' 단독) — 누적 기준 완만한 감소(브랜드보다 오래 버팀)</w:t>
             </w:r>
           </w:p>
         </w:tc>
@@ -2083,7 +2083,7 @@
           <w:sz w:val="21"/>
           <w:szCs w:val="21"/>
         </w:rPr>
-        <w:t xml:space="preserve">광고비를 줄인 2024년, 브랜드 검색은 -38.6%로 5년 중 가장 크게 하락</w:t>
+        <w:t xml:space="preserve">광고비를 줄인 2024년, 브랜드 검색은 -38.5%로 5년 중 가장 크게 하락</w:t>
       </w:r>
     </w:p>
     <w:p>
@@ -2477,7 +2477,7 @@
                 <w:sz w:val="19"/>
                 <w:szCs w:val="19"/>
               </w:rPr>
-              <w:t xml:space="preserve">제주 연상 비중이 여전히 1.87%로 유지 — 헤리티지 콘텐츠가 반응할 토양은 있음</w:t>
+              <w:t xml:space="preserve">제주 연상 비중이 여전히 0.52%로 유지('이니스프리 제주' 단독, 비중 유지는 분모 붕괴 효과) — 헤리티지 콘텐츠가 반응할 토양은 있음</w:t>
             </w:r>
           </w:p>
         </w:tc>
@@ -3324,7 +3324,7 @@
           <w:sz w:val="21"/>
           <w:szCs w:val="21"/>
         </w:rPr>
-        <w:t xml:space="preserve">공식 사이트 직접 점검: robots.txt에 AI 크롤러(GPTBot·ClaudeBot 등) 전용 규칙 없음, 메인 페이지에 FAQPage 스키마(JSON-LD) 없음, llms.txt 없음(404)</w:t>
+        <w:t xml:space="preserve">공식 사이트 직접 점검: robots.txt에 AI 크롤러(GPTBot·ClaudeBot 등) 전용 규칙 없음, 메인 페이지에 FAQPage 스키마(JSON-LD) 없음, llms.txt 없음(404) (2026-08-18 점검 기준 — 08-19 재조회에서 llms.txt 200 OK 신규 생성, 1/4)</w:t>
       </w:r>
     </w:p>
     <w:p>
@@ -4169,7 +4169,7 @@
                 <w:sz w:val="19"/>
                 <w:szCs w:val="19"/>
               </w:rPr>
-              <w:t xml:space="preserve">제주 연상 0.79%→1.87%
+              <w:t xml:space="preserve">제주 연상 0.34%→0.52%
 헤리티지 언급 0/220건</w:t>
             </w:r>
           </w:p>
@@ -4583,7 +4583,7 @@
                 <w:szCs w:val="19"/>
               </w:rPr>
               <w:t xml:space="preserve">FAQ 95% vs 홈 35%
-체크리스트 3개 미충족</w:t>
+체크리스트 3개 미충족(2026-08-18 점검 기준 — 08-19 재조회에서 llms.txt 200 OK 신규 생성, 1/4)</w:t>
             </w:r>
           </w:p>
         </w:tc>
